--- a/src/Resume-LoganMancuso-DevOpsEng.docx
+++ b/src/Resume-LoganMancuso-DevOpsEng.docx
@@ -124,23 +124,29 @@
                 <w:szCs w:val="22"/>
               </w:rPr>
             </w:pPr>
-            <w:proofErr w:type="spellStart"/>
             <w:r>
               <w:rPr>
                 <w:rFonts w:ascii="Calibri" w:hAnsi="Calibri"/>
                 <w:b/>
                 <w:szCs w:val="22"/>
               </w:rPr>
-              <w:t>DevSecOps</w:t>
-            </w:r>
-            <w:proofErr w:type="spellEnd"/>
+              <w:t xml:space="preserve">DevSecOps </w:t>
+            </w:r>
             <w:r>
               <w:rPr>
                 <w:rFonts w:ascii="Calibri" w:hAnsi="Calibri"/>
                 <w:b/>
                 <w:szCs w:val="22"/>
               </w:rPr>
-              <w:t xml:space="preserve"> Engineer, Software Engineer</w:t>
+              <w:t xml:space="preserve">IaC </w:t>
+            </w:r>
+            <w:r>
+              <w:rPr>
+                <w:rFonts w:ascii="Calibri" w:hAnsi="Calibri"/>
+                <w:b/>
+                <w:szCs w:val="22"/>
+              </w:rPr>
+              <w:t>Engineer</w:t>
             </w:r>
           </w:p>
         </w:tc>
@@ -293,32 +299,14 @@
                 <w:szCs w:val="22"/>
                 <w:u w:val="none"/>
               </w:rPr>
-              <w:t xml:space="preserve"> </w:t>
-            </w:r>
-            <w:proofErr w:type="gramStart"/>
-            <w:r>
-              <w:rPr>
-                <w:rStyle w:val="Hyperlink"/>
-                <w:rFonts w:ascii="Calibri" w:hAnsi="Calibri"/>
-                <w:szCs w:val="22"/>
-                <w:u w:val="none"/>
-              </w:rPr>
-              <w:t xml:space="preserve">   </w:t>
-            </w:r>
-            <w:r>
-              <w:rPr>
-                <w:rFonts w:ascii="Calibri" w:hAnsi="Calibri"/>
-                <w:szCs w:val="22"/>
-              </w:rPr>
-              <w:t>(</w:t>
-            </w:r>
-            <w:proofErr w:type="gramEnd"/>
-            <w:r>
-              <w:rPr>
-                <w:rFonts w:ascii="Calibri" w:hAnsi="Calibri"/>
-                <w:szCs w:val="22"/>
-              </w:rPr>
-              <w:t>803) 470-3985</w:t>
+              <w:t xml:space="preserve">    </w:t>
+            </w:r>
+            <w:r>
+              <w:rPr>
+                <w:rFonts w:ascii="Calibri" w:hAnsi="Calibri"/>
+                <w:szCs w:val="22"/>
+              </w:rPr>
+              <w:t>(803) 470-3985</w:t>
             </w:r>
           </w:p>
         </w:tc>
@@ -370,110 +358,175 @@
           <w:sz w:val="22"/>
           <w:szCs w:val="22"/>
         </w:rPr>
-        <w:t xml:space="preserve">His work in </w:t>
-      </w:r>
-      <w:proofErr w:type="spellStart"/>
+        <w:t xml:space="preserve">With </w:t>
+      </w:r>
       <w:r>
         <w:rPr>
           <w:rFonts w:ascii="Calibri" w:hAnsi="Calibri"/>
           <w:sz w:val="22"/>
           <w:szCs w:val="22"/>
         </w:rPr>
+        <w:t>5</w:t>
+      </w:r>
+      <w:r>
+        <w:rPr>
+          <w:rFonts w:ascii="Calibri" w:hAnsi="Calibri"/>
+          <w:sz w:val="22"/>
+          <w:szCs w:val="22"/>
+        </w:rPr>
+        <w:t xml:space="preserve"> years of experience in </w:t>
+      </w:r>
+      <w:r>
+        <w:rPr>
+          <w:rFonts w:ascii="Calibri" w:hAnsi="Calibri"/>
+          <w:sz w:val="22"/>
+          <w:szCs w:val="22"/>
+        </w:rPr>
+        <w:t>cloud architecture and</w:t>
+      </w:r>
+      <w:r>
+        <w:rPr>
+          <w:rFonts w:ascii="Calibri" w:hAnsi="Calibri"/>
+          <w:sz w:val="22"/>
+          <w:szCs w:val="22"/>
+        </w:rPr>
+        <w:t xml:space="preserve"> </w:t>
+      </w:r>
+      <w:r>
+        <w:rPr>
+          <w:rFonts w:ascii="Calibri" w:hAnsi="Calibri"/>
+          <w:sz w:val="22"/>
+          <w:szCs w:val="22"/>
+        </w:rPr>
         <w:t>DevSecOps</w:t>
       </w:r>
-      <w:proofErr w:type="spellEnd"/>
       <w:r>
         <w:rPr>
           <w:rFonts w:ascii="Calibri" w:hAnsi="Calibri"/>
           <w:sz w:val="22"/>
           <w:szCs w:val="22"/>
         </w:rPr>
-        <w:t xml:space="preserve"> focuses primarily on infrastructure as code, maintaining and constructing CI/CD pipelines for the rapid deployment of code to both on-premises and cloud-based services. </w:t>
-      </w:r>
-    </w:p>
-    <w:p>
-      <w:pPr>
-        <w:spacing w:beforeAutospacing="1" w:afterAutospacing="1"/>
+        <w:t xml:space="preserve">, Logan has found a passion for </w:t>
+      </w:r>
+      <w:r>
         <w:rPr>
           <w:rFonts w:ascii="Calibri" w:hAnsi="Calibri"/>
-          <w:b/>
-          <w:i/>
-          <w:color w:val="2E74B5"/>
-          <w:sz w:val="28"/>
-          <w:szCs w:val="28"/>
-        </w:rPr>
-      </w:pPr>
+          <w:sz w:val="22"/>
+          <w:szCs w:val="22"/>
+        </w:rPr>
+        <w:t xml:space="preserve">automation both personally and professionally. As a </w:t>
+      </w:r>
       <w:r>
         <w:rPr>
           <w:rFonts w:ascii="Calibri" w:hAnsi="Calibri"/>
-          <w:color w:val="2E74B5"/>
-          <w:sz w:val="28"/>
-          <w:szCs w:val="28"/>
-        </w:rPr>
-        <w:t>Training, Certifications &amp; Affiliations</w:t>
-      </w:r>
-    </w:p>
-    <w:p>
-      <w:pPr>
-        <w:pStyle w:val="ListParagraph"/>
-        <w:numPr>
-          <w:ilvl w:val="0"/>
-          <w:numId w:val="2"/>
-        </w:numPr>
-        <w:spacing w:after="120"/>
-        <w:rPr>
-          <w:rFonts w:ascii="Calibri" w:hAnsi="Calibri" w:cs="Calibri"/>
-          <w:sz w:val="22"/>
-        </w:rPr>
-      </w:pPr>
-      <w:r>
-        <w:rPr>
-          <w:rFonts w:ascii="Calibri" w:hAnsi="Calibri" w:cs="Calibri"/>
-          <w:sz w:val="22"/>
-        </w:rPr>
-        <w:t>Azure: 900</w:t>
-      </w:r>
-    </w:p>
-    <w:p>
-      <w:pPr>
-        <w:pStyle w:val="ListParagraph"/>
-        <w:numPr>
-          <w:ilvl w:val="0"/>
-          <w:numId w:val="2"/>
-        </w:numPr>
-        <w:spacing w:after="120"/>
-        <w:rPr>
-          <w:rFonts w:ascii="Calibri" w:hAnsi="Calibri" w:cs="Calibri"/>
-          <w:sz w:val="22"/>
-        </w:rPr>
-      </w:pPr>
-      <w:r>
-        <w:rPr>
-          <w:rFonts w:ascii="Calibri" w:hAnsi="Calibri" w:cs="Calibri"/>
-          <w:sz w:val="22"/>
-        </w:rPr>
-        <w:t>Google Cloud Platform: Apigee</w:t>
-      </w:r>
-    </w:p>
-    <w:p>
-      <w:pPr>
-        <w:pStyle w:val="ListParagraph"/>
-        <w:numPr>
-          <w:ilvl w:val="0"/>
-          <w:numId w:val="2"/>
-        </w:numPr>
-        <w:spacing w:after="120"/>
-        <w:rPr>
-          <w:rFonts w:ascii="Calibri" w:hAnsi="Calibri" w:cs="Calibri"/>
-          <w:sz w:val="22"/>
-        </w:rPr>
-      </w:pPr>
-      <w:r>
-        <w:rPr>
-          <w:rFonts w:ascii="Calibri" w:hAnsi="Calibri" w:cs="Calibri"/>
-          <w:sz w:val="22"/>
-        </w:rPr>
-        <w:t>Capgemini: L0 Technical Architect</w:t>
+          <w:sz w:val="22"/>
+          <w:szCs w:val="22"/>
+        </w:rPr>
+        <w:t xml:space="preserve">IaC </w:t>
+      </w:r>
+      <w:r>
+        <w:rPr>
+          <w:rFonts w:ascii="Calibri" w:hAnsi="Calibri"/>
+          <w:sz w:val="22"/>
+          <w:szCs w:val="22"/>
+        </w:rPr>
+        <w:t>engineer</w:t>
+      </w:r>
+      <w:r>
+        <w:rPr>
+          <w:rFonts w:ascii="Calibri" w:hAnsi="Calibri"/>
+          <w:sz w:val="22"/>
+          <w:szCs w:val="22"/>
+        </w:rPr>
+        <w:t>,</w:t>
+      </w:r>
+      <w:r>
+        <w:rPr>
+          <w:rFonts w:ascii="Calibri" w:hAnsi="Calibri"/>
+          <w:sz w:val="22"/>
+          <w:szCs w:val="22"/>
+        </w:rPr>
+        <w:t xml:space="preserve"> h</w:t>
+      </w:r>
+      <w:r>
+        <w:rPr>
+          <w:rFonts w:ascii="Calibri" w:hAnsi="Calibri"/>
+          <w:sz w:val="22"/>
+          <w:szCs w:val="22"/>
+        </w:rPr>
+        <w:t>e has extensive experience with Terraform on AWS</w:t>
+      </w:r>
+      <w:r>
+        <w:rPr>
+          <w:rFonts w:ascii="Calibri" w:hAnsi="Calibri"/>
+          <w:sz w:val="22"/>
+          <w:szCs w:val="22"/>
+        </w:rPr>
+        <w:t xml:space="preserve">, </w:t>
+      </w:r>
+      <w:r>
+        <w:rPr>
+          <w:rFonts w:ascii="Calibri" w:hAnsi="Calibri"/>
+          <w:sz w:val="22"/>
+          <w:szCs w:val="22"/>
+        </w:rPr>
+        <w:t>Azure</w:t>
+      </w:r>
+      <w:r>
+        <w:rPr>
+          <w:rFonts w:ascii="Calibri" w:hAnsi="Calibri"/>
+          <w:sz w:val="22"/>
+          <w:szCs w:val="22"/>
+        </w:rPr>
+        <w:t>, GCP and on</w:t>
+      </w:r>
+      <w:r>
+        <w:rPr>
+          <w:rFonts w:ascii="Calibri" w:hAnsi="Calibri"/>
+          <w:sz w:val="22"/>
+          <w:szCs w:val="22"/>
+        </w:rPr>
+        <w:t>-</w:t>
+      </w:r>
+      <w:r>
+        <w:rPr>
+          <w:rFonts w:ascii="Calibri" w:hAnsi="Calibri"/>
+          <w:sz w:val="22"/>
+          <w:szCs w:val="22"/>
+        </w:rPr>
+        <w:t>prem</w:t>
+      </w:r>
+      <w:r>
+        <w:rPr>
+          <w:rFonts w:ascii="Calibri" w:hAnsi="Calibri"/>
+          <w:sz w:val="22"/>
+          <w:szCs w:val="22"/>
+        </w:rPr>
+        <w:t>.</w:t>
+      </w:r>
+      <w:r>
+        <w:rPr>
+          <w:rFonts w:ascii="Calibri" w:hAnsi="Calibri"/>
+          <w:sz w:val="22"/>
+          <w:szCs w:val="22"/>
+        </w:rPr>
+        <w:t xml:space="preserve"> Creating stateful infrastructure that is rapidly deployable, and configurable to suite the needs of the applications it serves. By leveraging CI/CD tools such as Azure DevOps, and GitLab Actions, he</w:t>
+      </w:r>
+      <w:r>
+        <w:rPr>
+          <w:rFonts w:ascii="Calibri" w:hAnsi="Calibri"/>
+          <w:sz w:val="22"/>
+          <w:szCs w:val="22"/>
+        </w:rPr>
+        <w:t xml:space="preserve"> </w:t>
+      </w:r>
+      <w:r>
+        <w:rPr>
+          <w:rFonts w:ascii="Calibri" w:hAnsi="Calibri"/>
+          <w:sz w:val="22"/>
+          <w:szCs w:val="22"/>
+        </w:rPr>
+        <w:t xml:space="preserve">has delivered scalable, secure, and robust solutions to meet business demands. The growing demand for scalable applications puts a greater emphasis on automation within the application development lifecycle. </w:t>
       </w:r>
     </w:p>
     <w:p>
@@ -504,7 +557,7 @@
           <w:sz w:val="28"/>
           <w:szCs w:val="28"/>
         </w:rPr>
-        <w:t>Higher Education</w:t>
+        <w:t>Key Skills</w:t>
       </w:r>
     </w:p>
     <w:p>
@@ -512,31 +565,58 @@
         <w:pStyle w:val="ListParagraph"/>
         <w:numPr>
           <w:ilvl w:val="0"/>
-          <w:numId w:val="2"/>
+          <w:numId w:val="6"/>
+        </w:numPr>
+        <w:spacing w:beforeAutospacing="1" w:afterAutospacing="1"/>
+        <w:rPr>
+          <w:rFonts w:asciiTheme="minorHAnsi" w:hAnsiTheme="minorHAnsi" w:cs="Arial"/>
+          <w:sz w:val="22"/>
+          <w:szCs w:val="22"/>
+        </w:rPr>
+      </w:pPr>
+      <w:r>
+        <w:rPr>
+          <w:rFonts w:asciiTheme="minorHAnsi" w:hAnsiTheme="minorHAnsi"/>
+          <w:b/>
+          <w:sz w:val="22"/>
+          <w:szCs w:val="22"/>
+        </w:rPr>
+        <w:t xml:space="preserve">Functional: </w:t>
+      </w:r>
+      <w:r>
+        <w:rPr>
+          <w:rFonts w:asciiTheme="minorHAnsi" w:hAnsiTheme="minorHAnsi" w:cs="Arial"/>
+          <w:sz w:val="22"/>
+          <w:szCs w:val="22"/>
+        </w:rPr>
+        <w:t>Team building, technical architect, live troubleshooting, and client communication skills.</w:t>
+      </w:r>
+    </w:p>
+    <w:p>
+      <w:pPr>
+        <w:pStyle w:val="ListParagraph"/>
+        <w:numPr>
+          <w:ilvl w:val="0"/>
+          <w:numId w:val="6"/>
         </w:numPr>
         <w:tabs>
-          <w:tab w:val="left" w:pos="10170"/>
+          <w:tab w:val="num" w:pos="-1080"/>
         </w:tabs>
-        <w:spacing w:after="120"/>
-        <w:rPr>
-          <w:rFonts w:ascii="Calibri" w:hAnsi="Calibri" w:cs="Calibri"/>
-          <w:sz w:val="22"/>
-        </w:rPr>
-      </w:pPr>
-      <w:r>
-        <w:rPr>
-          <w:rFonts w:ascii="Calibri" w:hAnsi="Calibri" w:cs="Calibri"/>
-          <w:sz w:val="22"/>
-        </w:rPr>
-        <w:t>University of South Carolina – Columbia – BS Computer Science</w:t>
-      </w:r>
-      <w:r>
-        <w:rPr>
-          <w:rFonts w:ascii="Calibri" w:hAnsi="Calibri" w:cs="Calibri"/>
-          <w:sz w:val="22"/>
-        </w:rPr>
-        <w:tab/>
-        <w:t>2019</w:t>
+        <w:spacing w:before="180"/>
+        <w:rPr>
+          <w:rFonts w:asciiTheme="minorHAnsi" w:hAnsiTheme="minorHAnsi"/>
+          <w:sz w:val="22"/>
+          <w:szCs w:val="22"/>
+        </w:rPr>
+      </w:pPr>
+      <w:r>
+        <w:rPr>
+          <w:rFonts w:asciiTheme="minorHAnsi" w:hAnsiTheme="minorHAnsi"/>
+          <w:b/>
+          <w:sz w:val="22"/>
+          <w:szCs w:val="22"/>
+        </w:rPr>
+        <w:t>Technical:</w:t>
       </w:r>
     </w:p>
     <w:p>
@@ -544,20 +624,89 @@
         <w:pStyle w:val="ListParagraph"/>
         <w:numPr>
           <w:ilvl w:val="1"/>
-          <w:numId w:val="2"/>
+          <w:numId w:val="6"/>
         </w:numPr>
-        <w:spacing w:after="120"/>
-        <w:rPr>
-          <w:rFonts w:ascii="Calibri" w:hAnsi="Calibri" w:cs="Calibri"/>
-          <w:sz w:val="22"/>
-        </w:rPr>
-      </w:pPr>
-      <w:r>
-        <w:rPr>
-          <w:rFonts w:ascii="Calibri" w:hAnsi="Calibri" w:cs="Calibri"/>
-          <w:sz w:val="22"/>
-        </w:rPr>
-        <w:t>Concentration: Discrete Structures and Graph Theory</w:t>
+        <w:tabs>
+          <w:tab w:val="num" w:pos="-1080"/>
+        </w:tabs>
+        <w:spacing w:before="180"/>
+        <w:rPr>
+          <w:rFonts w:asciiTheme="minorHAnsi" w:hAnsiTheme="minorHAnsi"/>
+          <w:sz w:val="22"/>
+          <w:szCs w:val="22"/>
+        </w:rPr>
+      </w:pPr>
+      <w:r>
+        <w:rPr>
+          <w:rFonts w:asciiTheme="minorHAnsi" w:hAnsiTheme="minorHAnsi"/>
+          <w:sz w:val="22"/>
+          <w:szCs w:val="22"/>
+        </w:rPr>
+        <w:t>Infrastructure: Terraform,</w:t>
+      </w:r>
+      <w:r>
+        <w:rPr>
+          <w:rFonts w:asciiTheme="minorHAnsi" w:hAnsiTheme="minorHAnsi"/>
+          <w:sz w:val="22"/>
+          <w:szCs w:val="22"/>
+        </w:rPr>
+        <w:t xml:space="preserve"> Packer,</w:t>
+      </w:r>
+      <w:r>
+        <w:rPr>
+          <w:rFonts w:asciiTheme="minorHAnsi" w:hAnsiTheme="minorHAnsi"/>
+          <w:sz w:val="22"/>
+          <w:szCs w:val="22"/>
+        </w:rPr>
+        <w:t xml:space="preserve"> </w:t>
+      </w:r>
+      <w:r>
+        <w:rPr>
+          <w:rFonts w:asciiTheme="minorHAnsi" w:hAnsiTheme="minorHAnsi"/>
+          <w:sz w:val="22"/>
+          <w:szCs w:val="22"/>
+        </w:rPr>
+        <w:t>Kubernetes</w:t>
+      </w:r>
+      <w:r>
+        <w:rPr>
+          <w:rFonts w:asciiTheme="minorHAnsi" w:hAnsiTheme="minorHAnsi"/>
+          <w:sz w:val="22"/>
+          <w:szCs w:val="22"/>
+        </w:rPr>
+        <w:t xml:space="preserve">, </w:t>
+      </w:r>
+      <w:r>
+        <w:rPr>
+          <w:rFonts w:asciiTheme="minorHAnsi" w:hAnsiTheme="minorHAnsi"/>
+          <w:sz w:val="22"/>
+          <w:szCs w:val="22"/>
+        </w:rPr>
+        <w:t>Docker</w:t>
+      </w:r>
+      <w:r>
+        <w:rPr>
+          <w:rFonts w:asciiTheme="minorHAnsi" w:hAnsiTheme="minorHAnsi"/>
+          <w:sz w:val="22"/>
+          <w:szCs w:val="22"/>
+        </w:rPr>
+        <w:t xml:space="preserve"> Swarm</w:t>
+      </w:r>
+      <w:r>
+        <w:rPr>
+          <w:rFonts w:asciiTheme="minorHAnsi" w:hAnsiTheme="minorHAnsi"/>
+          <w:sz w:val="22"/>
+          <w:szCs w:val="22"/>
+        </w:rPr>
+        <w:t>, Ansible, Podman</w:t>
+      </w:r>
+      <w:r>
+        <w:rPr>
+          <w:rFonts w:asciiTheme="minorHAnsi" w:hAnsiTheme="minorHAnsi"/>
+          <w:sz w:val="22"/>
+          <w:szCs w:val="22"/>
+        </w:rPr>
+        <w:t>, Cloud-Init</w:t>
       </w:r>
     </w:p>
     <w:p>
@@ -565,102 +714,33 @@
         <w:pStyle w:val="ListParagraph"/>
         <w:numPr>
           <w:ilvl w:val="1"/>
-          <w:numId w:val="2"/>
+          <w:numId w:val="6"/>
         </w:numPr>
-        <w:spacing w:after="120"/>
-        <w:rPr>
-          <w:rFonts w:ascii="Calibri" w:hAnsi="Calibri" w:cs="Calibri"/>
-          <w:sz w:val="22"/>
-        </w:rPr>
-      </w:pPr>
-      <w:r>
-        <w:rPr>
-          <w:rFonts w:ascii="Calibri" w:hAnsi="Calibri" w:cs="Calibri"/>
-          <w:sz w:val="22"/>
-        </w:rPr>
-        <w:t>Minor in Mathematics - Concentration: Combinatorics and Number Theory</w:t>
-      </w:r>
-    </w:p>
-    <w:p>
-      <w:pPr>
-        <w:spacing w:beforeAutospacing="1" w:afterAutospacing="1"/>
-        <w:rPr>
-          <w:rFonts w:asciiTheme="minorHAnsi" w:hAnsiTheme="minorHAnsi" w:cs="Arial"/>
+        <w:tabs>
+          <w:tab w:val="num" w:pos="-1080"/>
+        </w:tabs>
+        <w:spacing w:before="180"/>
+        <w:rPr>
+          <w:rFonts w:asciiTheme="minorHAnsi" w:hAnsiTheme="minorHAnsi"/>
           <w:sz w:val="22"/>
           <w:szCs w:val="22"/>
         </w:rPr>
       </w:pPr>
       <w:r>
         <w:rPr>
-          <w:rFonts w:asciiTheme="minorHAnsi" w:hAnsiTheme="minorHAnsi" w:cs="Arial"/>
-          <w:b/>
+          <w:rFonts w:asciiTheme="minorHAnsi" w:hAnsiTheme="minorHAnsi"/>
           <w:sz w:val="22"/>
           <w:szCs w:val="22"/>
         </w:rPr>
-        <w:t>KEY SKILLS:</w:t>
-      </w:r>
-      <w:r>
-        <w:rPr>
-          <w:rFonts w:asciiTheme="minorHAnsi" w:hAnsiTheme="minorHAnsi" w:cs="Arial"/>
+        <w:t xml:space="preserve">Scripting: Bash (POSIX Compliant Shells), PowerShell, </w:t>
+      </w:r>
+      <w:r>
+        <w:rPr>
+          <w:rFonts w:asciiTheme="minorHAnsi" w:hAnsiTheme="minorHAnsi"/>
           <w:sz w:val="22"/>
           <w:szCs w:val="22"/>
         </w:rPr>
-        <w:t xml:space="preserve"> </w:t>
-      </w:r>
-    </w:p>
-    <w:p>
-      <w:pPr>
-        <w:numPr>
-          <w:ilvl w:val="0"/>
-          <w:numId w:val="3"/>
-        </w:numPr>
-        <w:spacing w:beforeAutospacing="1" w:afterAutospacing="1"/>
-        <w:rPr>
-          <w:rFonts w:asciiTheme="minorHAnsi" w:hAnsiTheme="minorHAnsi" w:cs="Arial"/>
-          <w:sz w:val="22"/>
-          <w:szCs w:val="22"/>
-        </w:rPr>
-      </w:pPr>
-      <w:r>
-        <w:rPr>
-          <w:rFonts w:asciiTheme="minorHAnsi" w:hAnsiTheme="minorHAnsi"/>
-          <w:b/>
-          <w:sz w:val="22"/>
-          <w:szCs w:val="22"/>
-        </w:rPr>
-        <w:t xml:space="preserve">Functional: </w:t>
-      </w:r>
-      <w:r>
-        <w:rPr>
-          <w:rFonts w:asciiTheme="minorHAnsi" w:hAnsiTheme="minorHAnsi" w:cs="Arial"/>
-          <w:sz w:val="22"/>
-          <w:szCs w:val="22"/>
-        </w:rPr>
-        <w:t>Team building, technical architect, live troubleshooting, and client communication skills.</w:t>
-      </w:r>
-    </w:p>
-    <w:p>
-      <w:pPr>
-        <w:pStyle w:val="ListParagraph"/>
-        <w:numPr>
-          <w:ilvl w:val="0"/>
-          <w:numId w:val="4"/>
-        </w:numPr>
-        <w:spacing w:before="180"/>
-        <w:rPr>
-          <w:rFonts w:asciiTheme="minorHAnsi" w:hAnsiTheme="minorHAnsi"/>
-          <w:sz w:val="22"/>
-          <w:szCs w:val="22"/>
-        </w:rPr>
-      </w:pPr>
-      <w:r>
-        <w:rPr>
-          <w:rFonts w:asciiTheme="minorHAnsi" w:hAnsiTheme="minorHAnsi"/>
-          <w:b/>
-          <w:sz w:val="22"/>
-          <w:szCs w:val="22"/>
-        </w:rPr>
-        <w:t>Technical:</w:t>
+        <w:t>AWS cli, Azure cli</w:t>
       </w:r>
     </w:p>
     <w:p>
@@ -668,8 +748,11 @@
         <w:pStyle w:val="ListParagraph"/>
         <w:numPr>
           <w:ilvl w:val="1"/>
-          <w:numId w:val="4"/>
+          <w:numId w:val="6"/>
         </w:numPr>
+        <w:tabs>
+          <w:tab w:val="num" w:pos="-1080"/>
+        </w:tabs>
         <w:spacing w:before="180"/>
         <w:rPr>
           <w:rFonts w:asciiTheme="minorHAnsi" w:hAnsiTheme="minorHAnsi"/>
@@ -683,7 +766,7 @@
           <w:sz w:val="22"/>
           <w:szCs w:val="22"/>
         </w:rPr>
-        <w:t>Infrastructure</w:t>
+        <w:t xml:space="preserve">Cloud: AWS, Azure, </w:t>
       </w:r>
       <w:r>
         <w:rPr>
@@ -691,7 +774,7 @@
           <w:sz w:val="22"/>
           <w:szCs w:val="22"/>
         </w:rPr>
-        <w:t>:</w:t>
+        <w:t xml:space="preserve">GCP, </w:t>
       </w:r>
       <w:r>
         <w:rPr>
@@ -699,25 +782,23 @@
           <w:sz w:val="22"/>
           <w:szCs w:val="22"/>
         </w:rPr>
-        <w:t xml:space="preserve"> Terraform, AWS cli, Azure cli, Docker, Ansible, </w:t>
-      </w:r>
-      <w:proofErr w:type="spellStart"/>
+        <w:t xml:space="preserve">MuleSoft, VSphere, </w:t>
+      </w:r>
       <w:r>
         <w:rPr>
           <w:rFonts w:asciiTheme="minorHAnsi" w:hAnsiTheme="minorHAnsi"/>
           <w:sz w:val="22"/>
           <w:szCs w:val="22"/>
         </w:rPr>
-        <w:t>Podman</w:t>
-      </w:r>
-      <w:proofErr w:type="spellEnd"/>
+        <w:t>Linode</w:t>
+      </w:r>
       <w:r>
         <w:rPr>
           <w:rFonts w:asciiTheme="minorHAnsi" w:hAnsiTheme="minorHAnsi"/>
           <w:sz w:val="22"/>
           <w:szCs w:val="22"/>
         </w:rPr>
-        <w:t>, Kubernetes</w:t>
+        <w:t>, Proxmox</w:t>
       </w:r>
     </w:p>
     <w:p>
@@ -725,8 +806,11 @@
         <w:pStyle w:val="ListParagraph"/>
         <w:numPr>
           <w:ilvl w:val="1"/>
-          <w:numId w:val="4"/>
+          <w:numId w:val="6"/>
         </w:numPr>
+        <w:tabs>
+          <w:tab w:val="num" w:pos="-1080"/>
+        </w:tabs>
         <w:spacing w:before="180"/>
         <w:rPr>
           <w:rFonts w:asciiTheme="minorHAnsi" w:hAnsiTheme="minorHAnsi"/>
@@ -740,7 +824,7 @@
           <w:sz w:val="22"/>
           <w:szCs w:val="22"/>
         </w:rPr>
-        <w:t>Scripting: Bash (POSIX Compliant Shells), PowerShell, Ruby</w:t>
+        <w:t>Programming: Python, Java, C/C++, Dot Net 3.5, 4.6 and 6</w:t>
       </w:r>
     </w:p>
     <w:p>
@@ -748,8 +832,11 @@
         <w:pStyle w:val="ListParagraph"/>
         <w:numPr>
           <w:ilvl w:val="1"/>
-          <w:numId w:val="4"/>
+          <w:numId w:val="6"/>
         </w:numPr>
+        <w:tabs>
+          <w:tab w:val="num" w:pos="-1080"/>
+        </w:tabs>
         <w:spacing w:before="180"/>
         <w:rPr>
           <w:rFonts w:asciiTheme="minorHAnsi" w:hAnsiTheme="minorHAnsi"/>
@@ -763,25 +850,31 @@
           <w:sz w:val="22"/>
           <w:szCs w:val="22"/>
         </w:rPr>
-        <w:t xml:space="preserve">Cloud: AWS, Azure, MuleSoft, </w:t>
-      </w:r>
-      <w:proofErr w:type="spellStart"/>
+        <w:t xml:space="preserve">Database: Microsoft SQL, </w:t>
+      </w:r>
       <w:r>
         <w:rPr>
           <w:rFonts w:asciiTheme="minorHAnsi" w:hAnsiTheme="minorHAnsi"/>
           <w:sz w:val="22"/>
           <w:szCs w:val="22"/>
         </w:rPr>
-        <w:t>VSphere</w:t>
-      </w:r>
-      <w:proofErr w:type="spellEnd"/>
+        <w:t>Postgres</w:t>
+      </w:r>
       <w:r>
         <w:rPr>
           <w:rFonts w:asciiTheme="minorHAnsi" w:hAnsiTheme="minorHAnsi"/>
           <w:sz w:val="22"/>
           <w:szCs w:val="22"/>
         </w:rPr>
-        <w:t>, Google Cloud Platform, Apigee</w:t>
+        <w:t xml:space="preserve">, Oracle, </w:t>
+      </w:r>
+      <w:r>
+        <w:rPr>
+          <w:rFonts w:asciiTheme="minorHAnsi" w:hAnsiTheme="minorHAnsi"/>
+          <w:sz w:val="22"/>
+          <w:szCs w:val="22"/>
+        </w:rPr>
+        <w:t>MySQL, MariaDB</w:t>
       </w:r>
     </w:p>
     <w:p>
@@ -789,54 +882,11 @@
         <w:pStyle w:val="ListParagraph"/>
         <w:numPr>
           <w:ilvl w:val="1"/>
-          <w:numId w:val="4"/>
+          <w:numId w:val="6"/>
         </w:numPr>
-        <w:spacing w:before="180"/>
-        <w:rPr>
-          <w:rFonts w:asciiTheme="minorHAnsi" w:hAnsiTheme="minorHAnsi"/>
-          <w:sz w:val="22"/>
-          <w:szCs w:val="22"/>
-        </w:rPr>
-      </w:pPr>
-      <w:r>
-        <w:rPr>
-          <w:rFonts w:asciiTheme="minorHAnsi" w:hAnsiTheme="minorHAnsi"/>
-          <w:sz w:val="22"/>
-          <w:szCs w:val="22"/>
-        </w:rPr>
-        <w:t>Programming: Python, Java, C/C++, Dot Net 3.5, 4.6 and 6, JavaScript</w:t>
-      </w:r>
-    </w:p>
-    <w:p>
-      <w:pPr>
-        <w:pStyle w:val="ListParagraph"/>
-        <w:numPr>
-          <w:ilvl w:val="1"/>
-          <w:numId w:val="4"/>
-        </w:numPr>
-        <w:spacing w:before="180"/>
-        <w:rPr>
-          <w:rFonts w:asciiTheme="minorHAnsi" w:hAnsiTheme="minorHAnsi"/>
-          <w:sz w:val="22"/>
-          <w:szCs w:val="22"/>
-        </w:rPr>
-      </w:pPr>
-      <w:r>
-        <w:rPr>
-          <w:rFonts w:asciiTheme="minorHAnsi" w:hAnsiTheme="minorHAnsi"/>
-          <w:sz w:val="22"/>
-          <w:szCs w:val="22"/>
-        </w:rPr>
-        <w:t xml:space="preserve">Database: Microsoft SQL, MySQL, MariaDB, Postgres </w:t>
-      </w:r>
-    </w:p>
-    <w:p>
-      <w:pPr>
-        <w:pStyle w:val="ListParagraph"/>
-        <w:numPr>
-          <w:ilvl w:val="1"/>
-          <w:numId w:val="4"/>
-        </w:numPr>
+        <w:tabs>
+          <w:tab w:val="num" w:pos="-1080"/>
+        </w:tabs>
         <w:spacing w:before="180"/>
         <w:rPr>
           <w:rFonts w:asciiTheme="minorHAnsi" w:hAnsiTheme="minorHAnsi"/>
@@ -877,8 +927,11 @@
         <w:pStyle w:val="ListParagraph"/>
         <w:numPr>
           <w:ilvl w:val="1"/>
-          <w:numId w:val="4"/>
+          <w:numId w:val="6"/>
         </w:numPr>
+        <w:tabs>
+          <w:tab w:val="num" w:pos="-1080"/>
+        </w:tabs>
         <w:spacing w:before="180"/>
         <w:rPr>
           <w:rFonts w:asciiTheme="minorHAnsi" w:hAnsiTheme="minorHAnsi"/>
@@ -933,7 +986,6 @@
         <w:t xml:space="preserve">, </w:t>
       </w:r>
       <w:hyperlink r:id="rId16">
-        <w:proofErr w:type="spellStart"/>
         <w:r>
           <w:rPr>
             <w:rStyle w:val="Hyperlink"/>
@@ -943,7 +995,6 @@
           </w:rPr>
           <w:t>OpenMPI</w:t>
         </w:r>
-        <w:proofErr w:type="spellEnd"/>
       </w:hyperlink>
       <w:r>
         <w:rPr>
@@ -986,6 +1037,7 @@
     </w:p>
     <w:p>
       <w:pPr>
+        <w:pStyle w:val="Heading1"/>
         <w:pBdr>
           <w:bottom w:val="single" w:sz="4" w:space="0" w:color="808080"/>
         </w:pBdr>
@@ -995,6 +1047,8 @@
         <w:spacing w:before="540" w:after="200" w:line="276" w:lineRule="auto"/>
         <w:rPr>
           <w:rFonts w:ascii="Calibri" w:hAnsi="Calibri"/>
+          <w:b w:val="0"/>
+          <w:i w:val="0"/>
           <w:color w:val="2E74B5"/>
           <w:sz w:val="28"/>
           <w:szCs w:val="28"/>
@@ -1003,161 +1057,298 @@
       <w:r>
         <w:rPr>
           <w:rFonts w:ascii="Calibri" w:hAnsi="Calibri"/>
+          <w:b w:val="0"/>
+          <w:i w:val="0"/>
           <w:color w:val="2E74B5"/>
           <w:sz w:val="28"/>
           <w:szCs w:val="28"/>
         </w:rPr>
-        <w:t>Experience</w:t>
+        <w:t>Certifications</w:t>
       </w:r>
     </w:p>
     <w:p>
       <w:pPr>
-        <w:pStyle w:val="Header"/>
+        <w:pStyle w:val="ListParagraph"/>
+        <w:numPr>
+          <w:ilvl w:val="0"/>
+          <w:numId w:val="2"/>
+        </w:numPr>
         <w:tabs>
-          <w:tab w:val="clear" w:pos="4320"/>
-          <w:tab w:val="clear" w:pos="8640"/>
-          <w:tab w:val="right" w:pos="2646"/>
-          <w:tab w:val="right" w:pos="9180"/>
+          <w:tab w:val="left" w:pos="10170"/>
         </w:tabs>
-        <w:spacing w:before="0" w:after="120"/>
-        <w:jc w:val="left"/>
+        <w:spacing w:after="120"/>
+        <w:rPr>
+          <w:rFonts w:ascii="Calibri" w:hAnsi="Calibri" w:cs="Calibri"/>
+          <w:sz w:val="22"/>
+        </w:rPr>
+      </w:pPr>
+      <w:r>
+        <w:rPr>
+          <w:rFonts w:ascii="Calibri" w:hAnsi="Calibri" w:cs="Calibri"/>
+          <w:sz w:val="22"/>
+        </w:rPr>
+        <w:t xml:space="preserve">Microsoft </w:t>
+      </w:r>
+      <w:r>
+        <w:rPr>
+          <w:rFonts w:ascii="Calibri" w:hAnsi="Calibri" w:cs="Calibri"/>
+          <w:sz w:val="22"/>
+        </w:rPr>
+        <w:t>Azure</w:t>
+      </w:r>
+      <w:r>
+        <w:rPr>
+          <w:rFonts w:ascii="Calibri" w:hAnsi="Calibri" w:cs="Calibri"/>
+          <w:sz w:val="22"/>
+        </w:rPr>
+        <w:t>:</w:t>
+      </w:r>
+      <w:r>
+        <w:rPr>
+          <w:rFonts w:ascii="Calibri" w:hAnsi="Calibri" w:cs="Calibri"/>
+          <w:sz w:val="22"/>
+        </w:rPr>
+        <w:t xml:space="preserve"> 900</w:t>
+      </w:r>
+      <w:r>
+        <w:rPr>
+          <w:rFonts w:ascii="Calibri" w:hAnsi="Calibri" w:cs="Calibri"/>
+          <w:sz w:val="22"/>
+        </w:rPr>
+        <w:t>, 104, 304</w:t>
+      </w:r>
+    </w:p>
+    <w:p>
+      <w:pPr>
+        <w:pStyle w:val="ListParagraph"/>
+        <w:numPr>
+          <w:ilvl w:val="0"/>
+          <w:numId w:val="2"/>
+        </w:numPr>
+        <w:tabs>
+          <w:tab w:val="left" w:pos="10170"/>
+        </w:tabs>
+        <w:spacing w:after="120"/>
+        <w:rPr>
+          <w:rFonts w:ascii="Calibri" w:hAnsi="Calibri" w:cs="Calibri"/>
+          <w:sz w:val="22"/>
+        </w:rPr>
+      </w:pPr>
+      <w:r>
+        <w:rPr>
+          <w:rFonts w:ascii="Calibri" w:hAnsi="Calibri" w:cs="Calibri"/>
+          <w:sz w:val="22"/>
+        </w:rPr>
+        <w:t xml:space="preserve">Amazon Web Services: </w:t>
+      </w:r>
+      <w:r>
+        <w:rPr>
+          <w:rFonts w:ascii="Calibri" w:hAnsi="Calibri" w:cs="Calibri"/>
+          <w:sz w:val="22"/>
+        </w:rPr>
+        <w:t>Certified Cloud Practitioner</w:t>
+      </w:r>
+    </w:p>
+    <w:p>
+      <w:pPr>
+        <w:pStyle w:val="ListParagraph"/>
+        <w:numPr>
+          <w:ilvl w:val="0"/>
+          <w:numId w:val="2"/>
+        </w:numPr>
+        <w:tabs>
+          <w:tab w:val="left" w:pos="10170"/>
+        </w:tabs>
+        <w:spacing w:after="120"/>
+        <w:rPr>
+          <w:rFonts w:ascii="Calibri" w:hAnsi="Calibri" w:cs="Calibri"/>
+          <w:sz w:val="22"/>
+        </w:rPr>
+      </w:pPr>
+      <w:r>
+        <w:rPr>
+          <w:rFonts w:ascii="Calibri" w:hAnsi="Calibri" w:cs="Calibri"/>
+          <w:sz w:val="22"/>
+        </w:rPr>
+        <w:t>G</w:t>
+      </w:r>
+      <w:r>
+        <w:rPr>
+          <w:rFonts w:ascii="Calibri" w:hAnsi="Calibri" w:cs="Calibri"/>
+          <w:sz w:val="22"/>
+        </w:rPr>
+        <w:t>oogle Cloud Platform</w:t>
+      </w:r>
+      <w:r>
+        <w:rPr>
+          <w:rFonts w:ascii="Calibri" w:hAnsi="Calibri" w:cs="Calibri"/>
+          <w:sz w:val="22"/>
+        </w:rPr>
+        <w:t xml:space="preserve">: </w:t>
+      </w:r>
+      <w:r>
+        <w:rPr>
+          <w:rFonts w:ascii="Calibri" w:hAnsi="Calibri" w:cs="Calibri"/>
+          <w:sz w:val="22"/>
+        </w:rPr>
+        <w:t>Apigee Certified Security and API Developer</w:t>
+      </w:r>
+    </w:p>
+    <w:p>
+      <w:pPr>
+        <w:pStyle w:val="ListParagraph"/>
+        <w:numPr>
+          <w:ilvl w:val="0"/>
+          <w:numId w:val="2"/>
+        </w:numPr>
+        <w:tabs>
+          <w:tab w:val="left" w:pos="10170"/>
+        </w:tabs>
+        <w:spacing w:after="120"/>
+        <w:rPr>
+          <w:rFonts w:ascii="Calibri" w:hAnsi="Calibri" w:cs="Calibri"/>
+          <w:sz w:val="22"/>
+        </w:rPr>
+      </w:pPr>
+      <w:r>
+        <w:rPr>
+          <w:rFonts w:ascii="Calibri" w:hAnsi="Calibri" w:cs="Calibri"/>
+          <w:sz w:val="22"/>
+        </w:rPr>
+        <w:t>Capgemini</w:t>
+      </w:r>
+      <w:r>
+        <w:rPr>
+          <w:rFonts w:ascii="Calibri" w:hAnsi="Calibri" w:cs="Calibri"/>
+          <w:sz w:val="22"/>
+        </w:rPr>
+        <w:t>:</w:t>
+      </w:r>
+      <w:r>
+        <w:rPr>
+          <w:rFonts w:ascii="Calibri" w:hAnsi="Calibri" w:cs="Calibri"/>
+          <w:sz w:val="22"/>
+        </w:rPr>
+        <w:t xml:space="preserve"> L</w:t>
+      </w:r>
+      <w:r>
+        <w:rPr>
+          <w:rFonts w:ascii="Calibri" w:hAnsi="Calibri" w:cs="Calibri"/>
+          <w:sz w:val="22"/>
+        </w:rPr>
+        <w:t>0</w:t>
+      </w:r>
+      <w:r>
+        <w:rPr>
+          <w:rFonts w:ascii="Calibri" w:hAnsi="Calibri" w:cs="Calibri"/>
+          <w:sz w:val="22"/>
+        </w:rPr>
+        <w:t xml:space="preserve"> Architect</w:t>
+      </w:r>
+    </w:p>
+    <w:p>
+      <w:pPr>
+        <w:pStyle w:val="Heading1"/>
+        <w:pBdr>
+          <w:bottom w:val="single" w:sz="4" w:space="0" w:color="808080"/>
+        </w:pBdr>
+        <w:tabs>
+          <w:tab w:val="left" w:pos="6480"/>
+        </w:tabs>
+        <w:spacing w:before="540" w:after="200" w:line="276" w:lineRule="auto"/>
         <w:rPr>
           <w:rFonts w:ascii="Calibri" w:hAnsi="Calibri"/>
-          <w:sz w:val="22"/>
-          <w:szCs w:val="22"/>
+          <w:b w:val="0"/>
+          <w:i w:val="0"/>
+          <w:color w:val="2E74B5"/>
+          <w:sz w:val="28"/>
+          <w:szCs w:val="28"/>
         </w:rPr>
       </w:pPr>
       <w:r>
         <w:rPr>
           <w:rFonts w:ascii="Calibri" w:hAnsi="Calibri"/>
-          <w:sz w:val="22"/>
-          <w:szCs w:val="22"/>
-        </w:rPr>
-        <w:t xml:space="preserve">Logan’s most recent experience is in </w:t>
-      </w:r>
-      <w:proofErr w:type="spellStart"/>
-      <w:r>
-        <w:rPr>
-          <w:rFonts w:ascii="Calibri" w:hAnsi="Calibri"/>
-          <w:sz w:val="22"/>
-          <w:szCs w:val="22"/>
-        </w:rPr>
-        <w:t>DevSecOps</w:t>
-      </w:r>
-      <w:proofErr w:type="spellEnd"/>
-      <w:r>
-        <w:rPr>
-          <w:rFonts w:ascii="Calibri" w:hAnsi="Calibri"/>
-          <w:sz w:val="22"/>
-          <w:szCs w:val="22"/>
-        </w:rPr>
-        <w:t xml:space="preserve"> and </w:t>
-      </w:r>
-      <w:r>
-        <w:rPr>
-          <w:rFonts w:ascii="Calibri" w:hAnsi="Calibri"/>
-          <w:sz w:val="22"/>
-          <w:szCs w:val="22"/>
-        </w:rPr>
-        <w:t>Infrastructure</w:t>
-      </w:r>
-      <w:r>
-        <w:rPr>
-          <w:rFonts w:ascii="Calibri" w:hAnsi="Calibri"/>
-          <w:sz w:val="22"/>
-          <w:szCs w:val="22"/>
-        </w:rPr>
-        <w:t xml:space="preserve"> administration. Deploying </w:t>
-      </w:r>
-      <w:r>
-        <w:rPr>
-          <w:rFonts w:ascii="Calibri" w:hAnsi="Calibri"/>
-          <w:sz w:val="22"/>
-          <w:szCs w:val="22"/>
-        </w:rPr>
-        <w:t>EC2</w:t>
-      </w:r>
-      <w:r>
-        <w:rPr>
-          <w:rFonts w:ascii="Calibri" w:hAnsi="Calibri"/>
-          <w:sz w:val="22"/>
-          <w:szCs w:val="22"/>
-        </w:rPr>
-        <w:t xml:space="preserve"> farms on a </w:t>
-      </w:r>
-      <w:proofErr w:type="spellStart"/>
-      <w:r>
-        <w:rPr>
-          <w:rFonts w:ascii="Calibri" w:hAnsi="Calibri"/>
-          <w:sz w:val="22"/>
-          <w:szCs w:val="22"/>
-        </w:rPr>
-        <w:t>multi region</w:t>
-      </w:r>
-      <w:proofErr w:type="spellEnd"/>
-      <w:r>
-        <w:rPr>
-          <w:rFonts w:ascii="Calibri" w:hAnsi="Calibri"/>
-          <w:sz w:val="22"/>
-          <w:szCs w:val="22"/>
-        </w:rPr>
-        <w:t xml:space="preserve"> and multi account hosted on AWS, all deployed via Terraform</w:t>
-      </w:r>
-      <w:r>
-        <w:rPr>
-          <w:rFonts w:ascii="Calibri" w:hAnsi="Calibri"/>
-          <w:sz w:val="22"/>
-          <w:szCs w:val="22"/>
-        </w:rPr>
-        <w:t xml:space="preserve">. His personal projects are focused on </w:t>
-      </w:r>
-      <w:r>
-        <w:rPr>
-          <w:rFonts w:ascii="Calibri" w:hAnsi="Calibri"/>
-          <w:sz w:val="22"/>
-          <w:szCs w:val="22"/>
-        </w:rPr>
-        <w:t>automation</w:t>
-      </w:r>
-      <w:r>
-        <w:rPr>
-          <w:rFonts w:ascii="Calibri" w:hAnsi="Calibri"/>
-          <w:sz w:val="22"/>
-          <w:szCs w:val="22"/>
-        </w:rPr>
-        <w:t xml:space="preserve"> and developing infrastructure as code using a combination of </w:t>
-      </w:r>
-      <w:r>
-        <w:rPr>
-          <w:rFonts w:ascii="Calibri" w:hAnsi="Calibri"/>
-          <w:sz w:val="22"/>
-          <w:szCs w:val="22"/>
-        </w:rPr>
-        <w:t xml:space="preserve">Terraform, </w:t>
-      </w:r>
-      <w:r>
-        <w:rPr>
-          <w:rFonts w:ascii="Calibri" w:hAnsi="Calibri"/>
-          <w:sz w:val="22"/>
-          <w:szCs w:val="22"/>
-        </w:rPr>
-        <w:t>Kubernetes,</w:t>
-      </w:r>
-      <w:r>
-        <w:rPr>
-          <w:rFonts w:ascii="Calibri" w:hAnsi="Calibri"/>
-          <w:sz w:val="22"/>
-          <w:szCs w:val="22"/>
-        </w:rPr>
-        <w:t xml:space="preserve"> and </w:t>
-      </w:r>
-      <w:r>
-        <w:rPr>
-          <w:rFonts w:ascii="Calibri" w:hAnsi="Calibri"/>
-          <w:sz w:val="22"/>
-          <w:szCs w:val="22"/>
-        </w:rPr>
-        <w:t>Ansible.</w:t>
+          <w:b w:val="0"/>
+          <w:i w:val="0"/>
+          <w:color w:val="2E74B5"/>
+          <w:sz w:val="28"/>
+          <w:szCs w:val="28"/>
+        </w:rPr>
+        <w:t>Higher Education</w:t>
+      </w:r>
+    </w:p>
+    <w:p>
+      <w:pPr>
+        <w:pStyle w:val="ListParagraph"/>
+        <w:numPr>
+          <w:ilvl w:val="0"/>
+          <w:numId w:val="2"/>
+        </w:numPr>
+        <w:tabs>
+          <w:tab w:val="left" w:pos="10170"/>
+        </w:tabs>
+        <w:spacing w:after="120"/>
+        <w:rPr>
+          <w:rFonts w:ascii="Calibri" w:hAnsi="Calibri" w:cs="Calibri"/>
+          <w:sz w:val="22"/>
+        </w:rPr>
+      </w:pPr>
+      <w:r>
+        <w:rPr>
+          <w:rFonts w:ascii="Calibri" w:hAnsi="Calibri" w:cs="Calibri"/>
+          <w:sz w:val="22"/>
+        </w:rPr>
+        <w:t>University of South Carolina – Columbia – BS Computer Science</w:t>
+      </w:r>
+      <w:r>
+        <w:rPr>
+          <w:rFonts w:ascii="Calibri" w:hAnsi="Calibri" w:cs="Calibri"/>
+          <w:sz w:val="22"/>
+        </w:rPr>
+        <w:tab/>
+        <w:t>2019</w:t>
+      </w:r>
+    </w:p>
+    <w:p>
+      <w:pPr>
+        <w:pStyle w:val="ListParagraph"/>
+        <w:numPr>
+          <w:ilvl w:val="1"/>
+          <w:numId w:val="2"/>
+        </w:numPr>
+        <w:spacing w:after="120"/>
+        <w:rPr>
+          <w:rFonts w:ascii="Calibri" w:hAnsi="Calibri" w:cs="Calibri"/>
+          <w:sz w:val="22"/>
+        </w:rPr>
+      </w:pPr>
+      <w:r>
+        <w:rPr>
+          <w:rFonts w:ascii="Calibri" w:hAnsi="Calibri" w:cs="Calibri"/>
+          <w:sz w:val="22"/>
+        </w:rPr>
+        <w:t>Concentration: Discrete Structures and Graph Theory</w:t>
+      </w:r>
+    </w:p>
+    <w:p>
+      <w:pPr>
+        <w:pStyle w:val="ListParagraph"/>
+        <w:numPr>
+          <w:ilvl w:val="1"/>
+          <w:numId w:val="2"/>
+        </w:numPr>
+        <w:spacing w:after="120"/>
+        <w:rPr>
+          <w:rFonts w:ascii="Calibri" w:hAnsi="Calibri" w:cs="Calibri"/>
+          <w:sz w:val="22"/>
+        </w:rPr>
+      </w:pPr>
+      <w:r>
+        <w:rPr>
+          <w:rFonts w:ascii="Calibri" w:hAnsi="Calibri" w:cs="Calibri"/>
+          <w:sz w:val="22"/>
+        </w:rPr>
+        <w:t>Minor in Mathematics - Concentration: Combinatorics and Number Theory</w:t>
       </w:r>
     </w:p>
     <w:p>
@@ -1189,7 +1380,18 @@
           <w:szCs w:val="28"/>
         </w:rPr>
         <w:lastRenderedPageBreak/>
-        <w:t>Projects</w:t>
+        <w:t>P</w:t>
+      </w:r>
+      <w:r>
+        <w:rPr>
+          <w:rFonts w:ascii="Calibri" w:hAnsi="Calibri"/>
+          <w:b w:val="0"/>
+          <w:i w:val="0"/>
+          <w:color w:val="2E74B5"/>
+          <w:sz w:val="28"/>
+          <w:szCs w:val="28"/>
+        </w:rPr>
+        <w:t>rojects</w:t>
       </w:r>
     </w:p>
     <w:p>
@@ -2295,23 +2497,7 @@
                 <w:rFonts w:ascii="Calibri" w:hAnsi="Calibri"/>
                 <w:sz w:val="22"/>
               </w:rPr>
-              <w:t xml:space="preserve">Multi-Biometric Identification Software (MBIS) Proprietary software developed by </w:t>
-            </w:r>
-            <w:proofErr w:type="spellStart"/>
-            <w:r>
-              <w:rPr>
-                <w:rFonts w:ascii="Calibri" w:hAnsi="Calibri"/>
-                <w:sz w:val="22"/>
-              </w:rPr>
-              <w:t>Idemia</w:t>
-            </w:r>
-            <w:proofErr w:type="spellEnd"/>
-            <w:r>
-              <w:rPr>
-                <w:rFonts w:ascii="Calibri" w:hAnsi="Calibri"/>
-                <w:sz w:val="22"/>
-              </w:rPr>
-              <w:t xml:space="preserve"> for identification and classification of soft and hard </w:t>
+              <w:t xml:space="preserve">Multi-Biometric Identification Software (MBIS) Proprietary software developed by Idemia for identification and classification of soft and hard </w:t>
             </w:r>
             <w:r>
               <w:rPr>
@@ -2619,23 +2805,7 @@
                 <w:rFonts w:ascii="Calibri" w:hAnsi="Calibri" w:cs="Calibri"/>
                 <w:sz w:val="22"/>
               </w:rPr>
-              <w:t xml:space="preserve">Deployment of Ansible Scripts to install custom RPM packages to </w:t>
-            </w:r>
-            <w:proofErr w:type="gramStart"/>
-            <w:r>
-              <w:rPr>
-                <w:rFonts w:ascii="Calibri" w:hAnsi="Calibri" w:cs="Calibri"/>
-                <w:sz w:val="22"/>
-              </w:rPr>
-              <w:t>deployed</w:t>
-            </w:r>
-            <w:proofErr w:type="gramEnd"/>
-            <w:r>
-              <w:rPr>
-                <w:rFonts w:ascii="Calibri" w:hAnsi="Calibri" w:cs="Calibri"/>
-                <w:sz w:val="22"/>
-              </w:rPr>
-              <w:t xml:space="preserve"> RHEL servers. </w:t>
+              <w:t xml:space="preserve">Deployment of Ansible Scripts to install custom RPM packages to deployed RHEL servers. </w:t>
             </w:r>
           </w:p>
           <w:p>
@@ -3085,23 +3255,13 @@
                 <w:szCs w:val="22"/>
               </w:rPr>
             </w:pPr>
-            <w:proofErr w:type="gramStart"/>
-            <w:r>
-              <w:rPr>
-                <w:rFonts w:ascii="Calibri" w:hAnsi="Calibri"/>
-                <w:sz w:val="22"/>
-                <w:szCs w:val="22"/>
-              </w:rPr>
-              <w:t>On-Premise</w:t>
-            </w:r>
-            <w:proofErr w:type="gramEnd"/>
-            <w:r>
-              <w:rPr>
-                <w:rFonts w:ascii="Calibri" w:hAnsi="Calibri"/>
-                <w:sz w:val="22"/>
-                <w:szCs w:val="22"/>
-              </w:rPr>
-              <w:t xml:space="preserve"> (air-gaped secure environment)</w:t>
+            <w:r>
+              <w:rPr>
+                <w:rFonts w:ascii="Calibri" w:hAnsi="Calibri"/>
+                <w:sz w:val="22"/>
+                <w:szCs w:val="22"/>
+              </w:rPr>
+              <w:t>On-Premise (air-gaped secure environment)</w:t>
             </w:r>
           </w:p>
         </w:tc>
@@ -3192,23 +3352,13 @@
                 <w:szCs w:val="22"/>
               </w:rPr>
             </w:pPr>
-            <w:proofErr w:type="spellStart"/>
-            <w:r>
-              <w:rPr>
-                <w:rFonts w:ascii="Calibri" w:hAnsi="Calibri"/>
-                <w:sz w:val="22"/>
-                <w:szCs w:val="22"/>
-              </w:rPr>
-              <w:t>Idemia</w:t>
-            </w:r>
-            <w:proofErr w:type="spellEnd"/>
-            <w:r>
-              <w:rPr>
-                <w:rFonts w:ascii="Calibri" w:hAnsi="Calibri"/>
-                <w:sz w:val="22"/>
-                <w:szCs w:val="22"/>
-              </w:rPr>
-              <w:t xml:space="preserve"> Driver 360</w:t>
+            <w:r>
+              <w:rPr>
+                <w:rFonts w:ascii="Calibri" w:hAnsi="Calibri"/>
+                <w:sz w:val="22"/>
+                <w:szCs w:val="22"/>
+              </w:rPr>
+              <w:t>Idemia Driver 360</w:t>
             </w:r>
           </w:p>
         </w:tc>
@@ -3328,25 +3478,7 @@
                 <w:sz w:val="22"/>
                 <w:szCs w:val="22"/>
               </w:rPr>
-              <w:t>(</w:t>
-            </w:r>
-            <w:proofErr w:type="gramStart"/>
-            <w:r>
-              <w:rPr>
-                <w:rFonts w:ascii="Calibri" w:hAnsi="Calibri"/>
-                <w:sz w:val="22"/>
-                <w:szCs w:val="22"/>
-              </w:rPr>
-              <w:t>lead</w:t>
-            </w:r>
-            <w:proofErr w:type="gramEnd"/>
-            <w:r>
-              <w:rPr>
-                <w:rFonts w:ascii="Calibri" w:hAnsi="Calibri"/>
-                <w:sz w:val="22"/>
-                <w:szCs w:val="22"/>
-              </w:rPr>
-              <w:t xml:space="preserve"> a team of 4 engineers to deploy out to Oklahoma environments) </w:t>
+              <w:t xml:space="preserve">(lead a team of 4 engineers to deploy out to Oklahoma environments) </w:t>
             </w:r>
           </w:p>
         </w:tc>
@@ -3543,7 +3675,14 @@
                 <w:rFonts w:ascii="Calibri" w:hAnsi="Calibri" w:cs="Calibri"/>
                 <w:sz w:val="22"/>
               </w:rPr>
-              <w:t>Develop Pipeline and entire CI/CD process for promotion of Back-Office code to Production Systems</w:t>
+              <w:t xml:space="preserve">Develop Pipeline and entire CI/CD process for promotion of </w:t>
+            </w:r>
+            <w:r>
+              <w:rPr>
+                <w:rFonts w:ascii="Calibri" w:hAnsi="Calibri" w:cs="Calibri"/>
+                <w:sz w:val="22"/>
+              </w:rPr>
+              <w:t>Back-Office code to Production Systems</w:t>
             </w:r>
           </w:p>
           <w:p>
@@ -3564,33 +3703,8 @@
                 <w:rFonts w:ascii="Calibri" w:hAnsi="Calibri" w:cs="Calibri"/>
                 <w:sz w:val="22"/>
               </w:rPr>
-              <w:t xml:space="preserve">Manage </w:t>
-            </w:r>
-            <w:proofErr w:type="spellStart"/>
-            <w:r>
-              <w:rPr>
-                <w:rFonts w:ascii="Calibri" w:hAnsi="Calibri" w:cs="Calibri"/>
-                <w:sz w:val="22"/>
-              </w:rPr>
-              <w:t>MoveIT</w:t>
-            </w:r>
-            <w:proofErr w:type="spellEnd"/>
-            <w:r>
-              <w:rPr>
-                <w:rFonts w:ascii="Calibri" w:hAnsi="Calibri" w:cs="Calibri"/>
-                <w:sz w:val="22"/>
-              </w:rPr>
-              <w:t xml:space="preserve">, Pentaho, and External Interface connectivity to subsidiary </w:t>
-            </w:r>
-            <w:proofErr w:type="gramStart"/>
-            <w:r>
-              <w:rPr>
-                <w:rFonts w:ascii="Calibri" w:hAnsi="Calibri" w:cs="Calibri"/>
-                <w:sz w:val="22"/>
-              </w:rPr>
-              <w:t>systems</w:t>
-            </w:r>
-            <w:proofErr w:type="gramEnd"/>
+              <w:t>Manage MoveIT, Pentaho, and External Interface connectivity to subsidiary systems</w:t>
+            </w:r>
           </w:p>
           <w:p>
             <w:pPr>
@@ -3964,7 +4078,6 @@
               <w:t xml:space="preserve">, Jenkins, </w:t>
             </w:r>
             <w:hyperlink r:id="rId20">
-              <w:proofErr w:type="spellStart"/>
               <w:r>
                 <w:rPr>
                   <w:rStyle w:val="Hyperlink"/>
@@ -3974,7 +4087,6 @@
                 </w:rPr>
                 <w:t>MoveIT</w:t>
               </w:r>
-              <w:proofErr w:type="spellEnd"/>
             </w:hyperlink>
             <w:r>
               <w:rPr>
@@ -4020,25 +4132,7 @@
                 <w:sz w:val="22"/>
                 <w:szCs w:val="22"/>
               </w:rPr>
-              <w:t xml:space="preserve">, </w:t>
-            </w:r>
-            <w:proofErr w:type="spellStart"/>
-            <w:r>
-              <w:rPr>
-                <w:rFonts w:ascii="Calibri" w:hAnsi="Calibri"/>
-                <w:sz w:val="22"/>
-                <w:szCs w:val="22"/>
-              </w:rPr>
-              <w:t>ZScaler</w:t>
-            </w:r>
-            <w:proofErr w:type="spellEnd"/>
-            <w:r>
-              <w:rPr>
-                <w:rFonts w:ascii="Calibri" w:hAnsi="Calibri"/>
-                <w:sz w:val="22"/>
-                <w:szCs w:val="22"/>
-              </w:rPr>
-              <w:t xml:space="preserve">, </w:t>
+              <w:t xml:space="preserve">, ZScaler, </w:t>
             </w:r>
             <w:hyperlink r:id="rId23">
               <w:r>
@@ -4099,25 +4193,7 @@
                 <w:sz w:val="22"/>
                 <w:szCs w:val="22"/>
               </w:rPr>
-              <w:t xml:space="preserve">, Microsoft DNS, DFS </w:t>
-            </w:r>
-            <w:proofErr w:type="spellStart"/>
-            <w:r>
-              <w:rPr>
-                <w:rFonts w:ascii="Calibri" w:hAnsi="Calibri"/>
-                <w:sz w:val="22"/>
-                <w:szCs w:val="22"/>
-              </w:rPr>
-              <w:t>FileShare</w:t>
-            </w:r>
-            <w:proofErr w:type="spellEnd"/>
-            <w:r>
-              <w:rPr>
-                <w:rFonts w:ascii="Calibri" w:hAnsi="Calibri"/>
-                <w:sz w:val="22"/>
-                <w:szCs w:val="22"/>
-              </w:rPr>
-              <w:t>, MS Certificate Store.</w:t>
+              <w:t>, Microsoft DNS, DFS FileShare, MS Certificate Store.</w:t>
             </w:r>
           </w:p>
         </w:tc>
@@ -4473,7 +4549,15 @@
                 <w:sz w:val="22"/>
                 <w:szCs w:val="22"/>
               </w:rPr>
-              <w:t>5 Months</w:t>
+              <w:t xml:space="preserve">5 </w:t>
+            </w:r>
+            <w:r>
+              <w:rPr>
+                <w:rFonts w:ascii="Calibri" w:hAnsi="Calibri"/>
+                <w:sz w:val="22"/>
+                <w:szCs w:val="22"/>
+              </w:rPr>
+              <w:t>Months</w:t>
             </w:r>
           </w:p>
         </w:tc>
@@ -4663,21 +4747,12 @@
                 <w:sz w:val="22"/>
               </w:rPr>
             </w:pPr>
-            <w:proofErr w:type="spellStart"/>
-            <w:r>
-              <w:rPr>
-                <w:rFonts w:ascii="Calibri" w:hAnsi="Calibri" w:cs="Calibri"/>
-                <w:sz w:val="22"/>
-              </w:rPr>
-              <w:t>BigMem</w:t>
-            </w:r>
-            <w:proofErr w:type="spellEnd"/>
-            <w:r>
-              <w:rPr>
-                <w:rFonts w:ascii="Calibri" w:hAnsi="Calibri" w:cs="Calibri"/>
-                <w:sz w:val="22"/>
-              </w:rPr>
-              <w:t xml:space="preserve"> (RAM Node)</w:t>
+            <w:r>
+              <w:rPr>
+                <w:rFonts w:ascii="Calibri" w:hAnsi="Calibri" w:cs="Calibri"/>
+                <w:sz w:val="22"/>
+              </w:rPr>
+              <w:t>BigMem (RAM Node)</w:t>
             </w:r>
           </w:p>
           <w:p>
@@ -4733,7 +4808,6 @@
               </w:rPr>
               <w:t xml:space="preserve">Developed a CNN for high performance image </w:t>
             </w:r>
-            <w:proofErr w:type="gramStart"/>
             <w:r>
               <w:rPr>
                 <w:rFonts w:ascii="Calibri" w:hAnsi="Calibri" w:cs="Calibri"/>
@@ -4741,7 +4815,6 @@
               </w:rPr>
               <w:t>processing</w:t>
             </w:r>
-            <w:proofErr w:type="gramEnd"/>
           </w:p>
           <w:p>
             <w:pPr>
@@ -5121,25 +5194,7 @@
                 <w:sz w:val="22"/>
                 <w:szCs w:val="22"/>
               </w:rPr>
-              <w:t xml:space="preserve">Caffe, SLURM, TensorFlow, </w:t>
-            </w:r>
-            <w:proofErr w:type="spellStart"/>
-            <w:r>
-              <w:rPr>
-                <w:rFonts w:ascii="Calibri" w:hAnsi="Calibri"/>
-                <w:sz w:val="22"/>
-                <w:szCs w:val="22"/>
-              </w:rPr>
-              <w:t>OpenMPI</w:t>
-            </w:r>
-            <w:proofErr w:type="spellEnd"/>
-            <w:r>
-              <w:rPr>
-                <w:rFonts w:ascii="Calibri" w:hAnsi="Calibri"/>
-                <w:sz w:val="22"/>
-                <w:szCs w:val="22"/>
-              </w:rPr>
-              <w:t>, Anaconda</w:t>
+              <w:t>Caffe, SLURM, TensorFlow, OpenMPI, Anaconda</w:t>
             </w:r>
           </w:p>
         </w:tc>
@@ -5189,55 +5244,36 @@
           <w:rFonts w:ascii="Calibri" w:hAnsi="Calibri" w:cs="Calibri"/>
           <w:sz w:val="22"/>
         </w:rPr>
-        <w:t xml:space="preserve">Hi, my name is Logan, and my personal projects typically consist of solving </w:t>
-      </w:r>
-      <w:proofErr w:type="gramStart"/>
+        <w:t xml:space="preserve">My personal projects typically consist of solving an automation problem. We are often faced with small repetitive tasks that could otherwise be handed off to a machine. Most recently I am implementing and contributing to the development of a Proxmox </w:t>
+      </w:r>
+      <w:hyperlink r:id="rId25" w:history="1">
+        <w:r>
+          <w:rPr>
+            <w:rStyle w:val="Hyperlink"/>
+            <w:rFonts w:ascii="Calibri" w:hAnsi="Calibri" w:cs="Calibri"/>
+            <w:sz w:val="22"/>
+          </w:rPr>
+          <w:t>provider</w:t>
+        </w:r>
+      </w:hyperlink>
       <w:r>
         <w:rPr>
           <w:rFonts w:ascii="Calibri" w:hAnsi="Calibri" w:cs="Calibri"/>
           <w:sz w:val="22"/>
         </w:rPr>
-        <w:t>an automation problem</w:t>
-      </w:r>
-      <w:proofErr w:type="gramEnd"/>
+        <w:t xml:space="preserve"> for Terraform. This project consists of creating a cloud-init image using Packer</w:t>
+      </w:r>
       <w:r>
         <w:rPr>
           <w:rFonts w:ascii="Calibri" w:hAnsi="Calibri" w:cs="Calibri"/>
           <w:sz w:val="22"/>
         </w:rPr>
-        <w:t xml:space="preserve">. We are often faced with small repetitive tasks that could otherwise be handed off to a machine. In many of my cases this involves the use of </w:t>
-      </w:r>
-      <w:r>
-        <w:rPr>
-          <w:rFonts w:ascii="Calibri" w:hAnsi="Calibri" w:cs="Calibri"/>
-          <w:sz w:val="22"/>
-        </w:rPr>
-        <w:t>Home Assistant</w:t>
-      </w:r>
-      <w:r>
-        <w:rPr>
-          <w:rFonts w:ascii="Calibri" w:hAnsi="Calibri" w:cs="Calibri"/>
-          <w:sz w:val="22"/>
-        </w:rPr>
-        <w:t xml:space="preserve"> or other smart assistant technologies. For example, my sprinkler system for my lawn is inconsistent and doesn’t have the capability of reaching out to weather services. In my case I was able to integrate this into a </w:t>
-      </w:r>
-      <w:r>
-        <w:rPr>
-          <w:rFonts w:ascii="Calibri" w:hAnsi="Calibri" w:cs="Calibri"/>
-          <w:sz w:val="22"/>
-        </w:rPr>
-        <w:t xml:space="preserve">Home Assistant automation </w:t>
-      </w:r>
-      <w:r>
-        <w:rPr>
-          <w:rFonts w:ascii="Calibri" w:hAnsi="Calibri" w:cs="Calibri"/>
-          <w:sz w:val="22"/>
-        </w:rPr>
-        <w:t xml:space="preserve">where I configured custom actions to account for those extra dry South Carolina months. </w:t>
+        <w:t xml:space="preserve">. This image is bootstrapped using the latest deployment of docker swarm and other related packages. From which Terraform deploys the cluster of vms, delegating one as the manager node and two or more additional worker nodes. Implementing tagging, custom applications can then be deployed to the swarm and allowed to scale as demand grows. </w:t>
       </w:r>
     </w:p>
     <w:p>
       <w:pPr>
+        <w:ind w:firstLine="720"/>
         <w:rPr>
           <w:rFonts w:ascii="Calibri" w:hAnsi="Calibri" w:cs="Calibri"/>
           <w:sz w:val="22"/>
@@ -5257,10 +5293,9 @@
           <w:rFonts w:ascii="Calibri" w:hAnsi="Calibri" w:cs="Calibri"/>
           <w:sz w:val="22"/>
         </w:rPr>
-        <w:t xml:space="preserve">I am also invested in learning new technologies and a great way to do that is by learning and working with open-source projects. I am running a </w:t>
-      </w:r>
-      <w:hyperlink r:id="rId25">
-        <w:proofErr w:type="spellStart"/>
+        <w:t xml:space="preserve">Some of the applications I am hosting are </w:t>
+      </w:r>
+      <w:hyperlink r:id="rId26">
         <w:r>
           <w:rPr>
             <w:rStyle w:val="Hyperlink"/>
@@ -5269,14 +5304,13 @@
           </w:rPr>
           <w:t>NextCloud</w:t>
         </w:r>
-        <w:proofErr w:type="spellEnd"/>
       </w:hyperlink>
       <w:r>
         <w:rPr>
           <w:rFonts w:ascii="Calibri" w:hAnsi="Calibri" w:cs="Calibri"/>
           <w:sz w:val="22"/>
         </w:rPr>
-        <w:t xml:space="preserve"> instance for managing my home file synchronization</w:t>
+        <w:t>, for managing my file synchronization</w:t>
       </w:r>
       <w:r>
         <w:rPr>
@@ -5285,8 +5319,7 @@
         </w:rPr>
         <w:t xml:space="preserve">, </w:t>
       </w:r>
-      <w:hyperlink r:id="rId26" w:history="1">
-        <w:proofErr w:type="spellStart"/>
+      <w:hyperlink r:id="rId27" w:history="1">
         <w:r>
           <w:rPr>
             <w:rStyle w:val="Hyperlink"/>
@@ -5295,7 +5328,6 @@
           </w:rPr>
           <w:t>HomeAssistant</w:t>
         </w:r>
-        <w:proofErr w:type="spellEnd"/>
       </w:hyperlink>
       <w:r>
         <w:rPr>
@@ -5309,32 +5341,18 @@
           <w:rFonts w:ascii="Calibri" w:hAnsi="Calibri" w:cs="Calibri"/>
           <w:sz w:val="22"/>
         </w:rPr>
-        <w:t>for centralized home automation. These projects allow</w:t>
+        <w:t>for centralized home automation.</w:t>
       </w:r>
       <w:r>
         <w:rPr>
           <w:rFonts w:ascii="Calibri" w:hAnsi="Calibri" w:cs="Calibri"/>
           <w:sz w:val="22"/>
         </w:rPr>
-        <w:t xml:space="preserve"> me to explore other avenues</w:t>
-      </w:r>
-      <w:r>
-        <w:rPr>
-          <w:rFonts w:ascii="Calibri" w:hAnsi="Calibri" w:cs="Calibri"/>
-          <w:sz w:val="22"/>
-        </w:rPr>
-        <w:t xml:space="preserve"> in technology</w:t>
-      </w:r>
-      <w:r>
-        <w:rPr>
-          <w:rFonts w:ascii="Calibri" w:hAnsi="Calibri" w:cs="Calibri"/>
-          <w:sz w:val="22"/>
-        </w:rPr>
-        <w:t xml:space="preserve"> that I would otherwise be unable to.</w:t>
+        <w:t xml:space="preserve"> Nginx Proxy Manager to maintain and publish my SSL certificates and encrypt the traffic within my network. I also use Portainer as my orchestration engine with a plan to shift to Rancher once I have ported my applications from docker swarm to Kubernetes. </w:t>
       </w:r>
     </w:p>
     <w:sectPr>
-      <w:footerReference w:type="default" r:id="rId27"/>
+      <w:footerReference w:type="default" r:id="rId28"/>
       <w:pgSz w:w="12240" w:h="15840"/>
       <w:pgMar w:top="720" w:right="720" w:bottom="720" w:left="720" w:header="0" w:footer="51" w:gutter="0"/>
       <w:cols w:space="720"/>
@@ -5400,7 +5418,6 @@
       </w:rPr>
       <w:tab/>
     </w:r>
-    <w:proofErr w:type="gramStart"/>
     <w:r>
       <w:rPr>
         <w:rStyle w:val="PageNumber"/>
@@ -5409,17 +5426,7 @@
         <w:szCs w:val="18"/>
       </w:rPr>
       <w:tab/>
-      <w:t xml:space="preserve">  Page</w:t>
-    </w:r>
-    <w:proofErr w:type="gramEnd"/>
-    <w:r>
-      <w:rPr>
-        <w:rStyle w:val="PageNumber"/>
-        <w:rFonts w:ascii="Calibri" w:hAnsi="Calibri" w:cs="Arial"/>
-        <w:sz w:val="18"/>
-        <w:szCs w:val="18"/>
-      </w:rPr>
-      <w:t xml:space="preserve"> </w:t>
+      <w:t xml:space="preserve">  Page </w:t>
     </w:r>
     <w:r>
       <w:rPr>
@@ -6209,6 +6216,119 @@
       </w:rPr>
     </w:lvl>
   </w:abstractNum>
+  <w:abstractNum w:abstractNumId="5" w15:restartNumberingAfterBreak="0">
+    <w:nsid w:val="7A487261"/>
+    <w:multiLevelType w:val="hybridMultilevel"/>
+    <w:tmpl w:val="06C2AB8E"/>
+    <w:lvl w:ilvl="0" w:tplc="04090001">
+      <w:start w:val="1"/>
+      <w:numFmt w:val="bullet"/>
+      <w:lvlText w:val=""/>
+      <w:lvlJc w:val="left"/>
+      <w:pPr>
+        <w:ind w:left="360" w:hanging="360"/>
+      </w:pPr>
+      <w:rPr>
+        <w:rFonts w:ascii="Symbol" w:hAnsi="Symbol" w:hint="default"/>
+      </w:rPr>
+    </w:lvl>
+    <w:lvl w:ilvl="1" w:tplc="04090003">
+      <w:start w:val="1"/>
+      <w:numFmt w:val="bullet"/>
+      <w:lvlText w:val="o"/>
+      <w:lvlJc w:val="left"/>
+      <w:pPr>
+        <w:ind w:left="1080" w:hanging="360"/>
+      </w:pPr>
+      <w:rPr>
+        <w:rFonts w:ascii="Courier New" w:hAnsi="Courier New" w:cs="Courier New" w:hint="default"/>
+      </w:rPr>
+    </w:lvl>
+    <w:lvl w:ilvl="2" w:tplc="04090005" w:tentative="1">
+      <w:start w:val="1"/>
+      <w:numFmt w:val="bullet"/>
+      <w:lvlText w:val=""/>
+      <w:lvlJc w:val="left"/>
+      <w:pPr>
+        <w:ind w:left="1800" w:hanging="360"/>
+      </w:pPr>
+      <w:rPr>
+        <w:rFonts w:ascii="Wingdings" w:hAnsi="Wingdings" w:hint="default"/>
+      </w:rPr>
+    </w:lvl>
+    <w:lvl w:ilvl="3" w:tplc="04090001" w:tentative="1">
+      <w:start w:val="1"/>
+      <w:numFmt w:val="bullet"/>
+      <w:lvlText w:val=""/>
+      <w:lvlJc w:val="left"/>
+      <w:pPr>
+        <w:ind w:left="2520" w:hanging="360"/>
+      </w:pPr>
+      <w:rPr>
+        <w:rFonts w:ascii="Symbol" w:hAnsi="Symbol" w:hint="default"/>
+      </w:rPr>
+    </w:lvl>
+    <w:lvl w:ilvl="4" w:tplc="04090003" w:tentative="1">
+      <w:start w:val="1"/>
+      <w:numFmt w:val="bullet"/>
+      <w:lvlText w:val="o"/>
+      <w:lvlJc w:val="left"/>
+      <w:pPr>
+        <w:ind w:left="3240" w:hanging="360"/>
+      </w:pPr>
+      <w:rPr>
+        <w:rFonts w:ascii="Courier New" w:hAnsi="Courier New" w:cs="Courier New" w:hint="default"/>
+      </w:rPr>
+    </w:lvl>
+    <w:lvl w:ilvl="5" w:tplc="04090005" w:tentative="1">
+      <w:start w:val="1"/>
+      <w:numFmt w:val="bullet"/>
+      <w:lvlText w:val=""/>
+      <w:lvlJc w:val="left"/>
+      <w:pPr>
+        <w:ind w:left="3960" w:hanging="360"/>
+      </w:pPr>
+      <w:rPr>
+        <w:rFonts w:ascii="Wingdings" w:hAnsi="Wingdings" w:hint="default"/>
+      </w:rPr>
+    </w:lvl>
+    <w:lvl w:ilvl="6" w:tplc="04090001" w:tentative="1">
+      <w:start w:val="1"/>
+      <w:numFmt w:val="bullet"/>
+      <w:lvlText w:val=""/>
+      <w:lvlJc w:val="left"/>
+      <w:pPr>
+        <w:ind w:left="4680" w:hanging="360"/>
+      </w:pPr>
+      <w:rPr>
+        <w:rFonts w:ascii="Symbol" w:hAnsi="Symbol" w:hint="default"/>
+      </w:rPr>
+    </w:lvl>
+    <w:lvl w:ilvl="7" w:tplc="04090003" w:tentative="1">
+      <w:start w:val="1"/>
+      <w:numFmt w:val="bullet"/>
+      <w:lvlText w:val="o"/>
+      <w:lvlJc w:val="left"/>
+      <w:pPr>
+        <w:ind w:left="5400" w:hanging="360"/>
+      </w:pPr>
+      <w:rPr>
+        <w:rFonts w:ascii="Courier New" w:hAnsi="Courier New" w:cs="Courier New" w:hint="default"/>
+      </w:rPr>
+    </w:lvl>
+    <w:lvl w:ilvl="8" w:tplc="04090005" w:tentative="1">
+      <w:start w:val="1"/>
+      <w:numFmt w:val="bullet"/>
+      <w:lvlText w:val=""/>
+      <w:lvlJc w:val="left"/>
+      <w:pPr>
+        <w:ind w:left="6120" w:hanging="360"/>
+      </w:pPr>
+      <w:rPr>
+        <w:rFonts w:ascii="Wingdings" w:hAnsi="Wingdings" w:hint="default"/>
+      </w:rPr>
+    </w:lvl>
+  </w:abstractNum>
   <w:num w:numId="1" w16cid:durableId="392967147">
     <w:abstractNumId w:val="3"/>
   </w:num>
@@ -6223,6 +6343,9 @@
   </w:num>
   <w:num w:numId="5" w16cid:durableId="1632200656">
     <w:abstractNumId w:val="2"/>
+  </w:num>
+  <w:num w:numId="6" w16cid:durableId="1897357744">
+    <w:abstractNumId w:val="5"/>
   </w:num>
 </w:numbering>
 </file>
